--- a/public/ContractForm/comm_yunxin/attachment6_template.docx
+++ b/public/ContractForm/comm_yunxin/attachment6_template.docx
@@ -11,6 +11,8 @@
           <w:szCs w:val="32"/>
         </w:rPr>
       </w:pPr>
+      <w:bookmarkStart w:id="0" w:name="_GoBack"/>
+      <w:bookmarkEnd w:id="0"/>
       <w:r>
         <w:rPr>
           <w:rFonts w:hint="eastAsia" w:ascii="方正黑体_GBK" w:hAnsi="方正黑体_GBK" w:eastAsia="方正黑体_GBK" w:cs="方正黑体_GBK"/>
@@ -73,24 +75,7 @@
           <w:szCs w:val="28"/>
           <w:lang w:val="en-US" w:eastAsia="zh-CN"/>
         </w:rPr>
-        <w:t>{{</w:t>
-      </w:r>
-      <w:r>
-        <w:rPr>
-          <w:rFonts w:hint="eastAsia" w:ascii="方正仿宋_GBK" w:hAnsi="方正仿宋_GBK" w:eastAsia="方正仿宋_GBK" w:cs="方正仿宋_GBK"/>
-          <w:sz w:val="28"/>
-          <w:szCs w:val="28"/>
-        </w:rPr>
-        <w:t>branchName</w:t>
-      </w:r>
-      <w:r>
-        <w:rPr>
-          <w:rFonts w:hint="eastAsia" w:ascii="方正仿宋_GBK" w:hAnsi="方正仿宋_GBK" w:eastAsia="方正仿宋_GBK" w:cs="方正仿宋_GBK"/>
-          <w:sz w:val="28"/>
-          <w:szCs w:val="28"/>
-          <w:lang w:val="en-US" w:eastAsia="zh-CN"/>
-        </w:rPr>
-        <w:t>}}</w:t>
+        <w:t>{{branchName}}</w:t>
       </w:r>
       <w:r>
         <w:rPr>
@@ -129,24 +114,7 @@
           <w:szCs w:val="28"/>
           <w:lang w:val="en-US" w:eastAsia="zh-CN"/>
         </w:rPr>
-        <w:t>{{</w:t>
-      </w:r>
-      <w:r>
-        <w:rPr>
-          <w:rFonts w:hint="eastAsia" w:ascii="方正仿宋_GBK" w:hAnsi="方正仿宋_GBK" w:eastAsia="方正仿宋_GBK" w:cs="方正仿宋_GBK"/>
-          <w:sz w:val="28"/>
-          <w:szCs w:val="28"/>
-        </w:rPr>
-        <w:t>signatory</w:t>
-      </w:r>
-      <w:r>
-        <w:rPr>
-          <w:rFonts w:hint="eastAsia" w:ascii="方正仿宋_GBK" w:hAnsi="方正仿宋_GBK" w:eastAsia="方正仿宋_GBK" w:cs="方正仿宋_GBK"/>
-          <w:sz w:val="28"/>
-          <w:szCs w:val="28"/>
-          <w:lang w:val="en-US" w:eastAsia="zh-CN"/>
-        </w:rPr>
-        <w:t>}}</w:t>
+        <w:t>{{signatory}}</w:t>
       </w:r>
       <w:r>
         <w:rPr>
@@ -217,26 +185,7 @@
           <w:u w:val="single"/>
           <w:lang w:val="en-US" w:eastAsia="zh-CN"/>
         </w:rPr>
-        <w:t>{{</w:t>
-      </w:r>
-      <w:r>
-        <w:rPr>
-          <w:rFonts w:hint="eastAsia" w:ascii="方正仿宋_GBK" w:hAnsi="方正仿宋_GBK" w:eastAsia="方正仿宋_GBK" w:cs="方正仿宋_GBK"/>
-          <w:sz w:val="28"/>
-          <w:szCs w:val="28"/>
-          <w:u w:val="single"/>
-        </w:rPr>
-        <w:t>initiatorName</w:t>
-      </w:r>
-      <w:r>
-        <w:rPr>
-          <w:rFonts w:hint="eastAsia" w:ascii="方正仿宋_GBK" w:hAnsi="方正仿宋_GBK" w:eastAsia="方正仿宋_GBK" w:cs="方正仿宋_GBK"/>
-          <w:sz w:val="28"/>
-          <w:szCs w:val="28"/>
-          <w:u w:val="single"/>
-          <w:lang w:val="en-US" w:eastAsia="zh-CN"/>
-        </w:rPr>
-        <w:t>}}</w:t>
+        <w:t>{{initiatorName}}</w:t>
       </w:r>
       <w:r>
         <w:rPr>
@@ -295,26 +244,7 @@
           <w:u w:val="single"/>
           <w:lang w:val="en-US" w:eastAsia="zh-CN"/>
         </w:rPr>
-        <w:t>{{</w:t>
-      </w:r>
-      <w:r>
-        <w:rPr>
-          <w:rFonts w:hint="eastAsia" w:ascii="方正仿宋_GBK" w:hAnsi="方正仿宋_GBK" w:eastAsia="方正仿宋_GBK" w:cs="方正仿宋_GBK"/>
-          <w:sz w:val="28"/>
-          <w:szCs w:val="28"/>
-          <w:u w:val="single"/>
-        </w:rPr>
-        <w:t>settlementAccount</w:t>
-      </w:r>
-      <w:r>
-        <w:rPr>
-          <w:rFonts w:hint="eastAsia" w:ascii="方正仿宋_GBK" w:hAnsi="方正仿宋_GBK" w:eastAsia="方正仿宋_GBK" w:cs="方正仿宋_GBK"/>
-          <w:sz w:val="28"/>
-          <w:szCs w:val="28"/>
-          <w:u w:val="single"/>
-          <w:lang w:val="en-US" w:eastAsia="zh-CN"/>
-        </w:rPr>
-        <w:t>}}</w:t>
+        <w:t>{{settlementAccount}}</w:t>
       </w:r>
       <w:r>
         <w:rPr>
@@ -366,126 +296,7 @@
           <w:u w:val="single"/>
           <w:lang w:val="en-US" w:eastAsia="zh-CN"/>
         </w:rPr>
-        <w:t>{{</w:t>
-      </w:r>
-      <w:r>
-        <w:rPr>
-          <w:rFonts w:hint="eastAsia" w:ascii="方正仿宋_GBK" w:hAnsi="方正仿宋_GBK" w:eastAsia="方正仿宋_GBK" w:cs="方正仿宋_GBK"/>
-          <w:sz w:val="28"/>
-          <w:szCs w:val="28"/>
-          <w:u w:val="single"/>
-        </w:rPr>
-        <w:t>settlementBank</w:t>
-      </w:r>
-      <w:r>
-        <w:rPr>
-          <w:rFonts w:hint="eastAsia" w:ascii="方正仿宋_GBK" w:hAnsi="方正仿宋_GBK" w:eastAsia="方正仿宋_GBK" w:cs="方正仿宋_GBK"/>
-          <w:sz w:val="28"/>
-          <w:szCs w:val="28"/>
-          <w:u w:val="single"/>
-          <w:lang w:val="en-US" w:eastAsia="zh-CN"/>
-        </w:rPr>
-        <w:t xml:space="preserve">}} </w:t>
-      </w:r>
-    </w:p>
-    <w:p>
-      <w:pPr>
-        <w:autoSpaceDE w:val="0"/>
-        <w:autoSpaceDN w:val="0"/>
-        <w:adjustRightInd w:val="0"/>
-        <w:spacing w:line="360" w:lineRule="auto"/>
-        <w:ind w:firstLine="560" w:firstLineChars="200"/>
-        <w:rPr>
-          <w:rFonts w:ascii="方正仿宋_GBK" w:hAnsi="方正仿宋_GBK" w:eastAsia="方正仿宋_GBK" w:cs="方正仿宋_GBK"/>
-          <w:sz w:val="28"/>
-          <w:szCs w:val="28"/>
-        </w:rPr>
-      </w:pPr>
-      <w:r>
-        <w:rPr>
-          <w:rFonts w:hint="eastAsia" w:ascii="方正仿宋_GBK" w:hAnsi="方正仿宋_GBK" w:eastAsia="方正仿宋_GBK" w:cs="方正仿宋_GBK"/>
-          <w:sz w:val="28"/>
-          <w:szCs w:val="28"/>
-        </w:rPr>
-        <w:t>二、我方确认并同意《快易付业务合作协议》和《保理合同》项下保理融资利息计付标准以</w:t>
-      </w:r>
-      <w:r>
-        <w:rPr>
-          <w:rFonts w:hint="eastAsia" w:ascii="方正仿宋_GBK" w:hAnsi="方正仿宋_GBK" w:eastAsia="方正仿宋_GBK" w:cs="方正仿宋_GBK"/>
-          <w:sz w:val="28"/>
-          <w:lang w:bidi="ar"/>
-        </w:rPr>
-        <w:t>保理银行</w:t>
-      </w:r>
-      <w:r>
-        <w:rPr>
-          <w:rFonts w:hint="eastAsia" w:ascii="方正仿宋_GBK" w:hAnsi="方正仿宋_GBK" w:eastAsia="方正仿宋_GBK" w:cs="方正仿宋_GBK"/>
-          <w:sz w:val="28"/>
-          <w:szCs w:val="28"/>
-        </w:rPr>
-        <w:t>与卖方签署的《保理合同》约定为准，就每笔保理融资利息，贵行无需另行通知我方。</w:t>
-      </w:r>
-    </w:p>
-    <w:p>
-      <w:pPr>
-        <w:autoSpaceDE w:val="0"/>
-        <w:autoSpaceDN w:val="0"/>
-        <w:adjustRightInd w:val="0"/>
-        <w:spacing w:line="360" w:lineRule="auto"/>
-        <w:ind w:firstLine="560" w:firstLineChars="200"/>
-        <w:rPr>
-          <w:rFonts w:ascii="方正仿宋_GBK" w:hAnsi="方正仿宋_GBK" w:eastAsia="方正仿宋_GBK" w:cs="方正仿宋_GBK"/>
-          <w:sz w:val="28"/>
-          <w:szCs w:val="28"/>
-        </w:rPr>
-      </w:pPr>
-      <w:r>
-        <w:rPr>
-          <w:rFonts w:hint="eastAsia" w:ascii="方正仿宋_GBK" w:hAnsi="方正仿宋_GBK" w:eastAsia="方正仿宋_GBK" w:cs="方正仿宋_GBK"/>
-          <w:sz w:val="28"/>
-          <w:szCs w:val="28"/>
-        </w:rPr>
-        <w:t>三、我方确认并同意《</w:t>
-      </w:r>
-      <w:bookmarkStart w:id="0" w:name="_GoBack"/>
-      <w:bookmarkEnd w:id="0"/>
-      <w:r>
-        <w:rPr>
-          <w:rFonts w:hint="eastAsia" w:ascii="方正仿宋_GBK" w:hAnsi="方正仿宋_GBK" w:eastAsia="方正仿宋_GBK" w:cs="方正仿宋_GBK"/>
-          <w:sz w:val="28"/>
-          <w:szCs w:val="28"/>
-        </w:rPr>
-        <w:t>快易付业务合作协议》和《保理合同》项下保理费按保理银行</w:t>
-      </w:r>
-      <w:r>
-        <w:rPr>
-          <w:rFonts w:hint="eastAsia" w:ascii="方正仿宋_GBK" w:hAnsi="方正仿宋_GBK" w:eastAsia="方正仿宋_GBK" w:cs="方正仿宋_GBK"/>
-          <w:sz w:val="28"/>
-        </w:rPr>
-        <w:t>同意受让的每笔应收账款的百分之</w:t>
-      </w:r>
-      <w:r>
-        <w:rPr>
-          <w:rFonts w:hint="eastAsia" w:ascii="方正仿宋_GBK" w:hAnsi="方正仿宋_GBK" w:eastAsia="方正仿宋_GBK" w:cs="方正仿宋_GBK"/>
-          <w:sz w:val="28"/>
-          <w:lang w:val="en-US" w:eastAsia="zh-CN"/>
-        </w:rPr>
-        <w:t>{{</w:t>
-      </w:r>
-      <w:r>
-        <w:rPr>
-          <w:rFonts w:hint="eastAsia" w:ascii="方正仿宋_GBK" w:hAnsi="方正仿宋_GBK" w:eastAsia="方正仿宋_GBK" w:cs="方正仿宋_GBK"/>
-          <w:sz w:val="28"/>
-        </w:rPr>
-        <w:t>factoringFee</w:t>
-      </w:r>
-      <w:r>
-        <w:rPr>
-          <w:rFonts w:hint="eastAsia" w:ascii="方正仿宋_GBK" w:hAnsi="方正仿宋_GBK" w:eastAsia="方正仿宋_GBK" w:cs="方正仿宋_GBK"/>
-          <w:sz w:val="28"/>
-          <w:lang w:val="en-US" w:eastAsia="zh-CN"/>
-        </w:rPr>
-        <w:t>}}</w:t>
+        <w:t>{{settlementBank}}</w:t>
       </w:r>
       <w:r>
         <w:rPr>
@@ -1058,6 +869,351 @@
           </w:p>
         </w:tc>
       </w:tr>
+      <w:tr>
+        <w:tblPrEx>
+          <w:tblBorders>
+            <w:top w:val="single" w:color="auto" w:sz="4" w:space="0"/>
+            <w:left w:val="single" w:color="auto" w:sz="4" w:space="0"/>
+            <w:bottom w:val="single" w:color="auto" w:sz="4" w:space="0"/>
+            <w:right w:val="single" w:color="auto" w:sz="4" w:space="0"/>
+            <w:insideH w:val="single" w:color="auto" w:sz="4" w:space="0"/>
+            <w:insideV w:val="single" w:color="auto" w:sz="4" w:space="0"/>
+          </w:tblBorders>
+          <w:tblCellMar>
+            <w:top w:w="0" w:type="dxa"/>
+            <w:left w:w="108" w:type="dxa"/>
+            <w:bottom w:w="0" w:type="dxa"/>
+            <w:right w:w="108" w:type="dxa"/>
+          </w:tblCellMar>
+        </w:tblPrEx>
+        <w:trPr>
+          <w:trHeight w:val="23" w:hRule="atLeast"/>
+        </w:trPr>
+        <w:tc>
+          <w:tcPr>
+            <w:tcW w:w="816" w:type="dxa"/>
+            <w:vAlign w:val="center"/>
+          </w:tcPr>
+          <w:p>
+            <w:pPr>
+              <w:jc w:val="center"/>
+              <w:rPr>
+                <w:rFonts w:ascii="方正仿宋_GBK" w:hAnsi="方正仿宋_GBK" w:eastAsia="方正仿宋_GBK" w:cs="方正仿宋_GBK"/>
+                <w:sz w:val="28"/>
+                <w:szCs w:val="28"/>
+              </w:rPr>
+            </w:pPr>
+          </w:p>
+        </w:tc>
+        <w:tc>
+          <w:tcPr>
+            <w:tcW w:w="3144" w:type="dxa"/>
+            <w:vAlign w:val="center"/>
+          </w:tcPr>
+          <w:p>
+            <w:pPr>
+              <w:jc w:val="center"/>
+              <w:rPr>
+                <w:rFonts w:ascii="方正仿宋_GBK" w:hAnsi="方正仿宋_GBK" w:eastAsia="方正仿宋_GBK" w:cs="方正仿宋_GBK"/>
+                <w:sz w:val="28"/>
+                <w:szCs w:val="28"/>
+              </w:rPr>
+            </w:pPr>
+          </w:p>
+        </w:tc>
+        <w:tc>
+          <w:tcPr>
+            <w:tcW w:w="4410" w:type="dxa"/>
+            <w:vAlign w:val="center"/>
+          </w:tcPr>
+          <w:p>
+            <w:pPr>
+              <w:jc w:val="center"/>
+              <w:rPr>
+                <w:rFonts w:ascii="方正仿宋_GBK" w:hAnsi="方正仿宋_GBK" w:eastAsia="方正仿宋_GBK" w:cs="方正仿宋_GBK"/>
+                <w:sz w:val="28"/>
+                <w:szCs w:val="28"/>
+              </w:rPr>
+            </w:pPr>
+          </w:p>
+        </w:tc>
+      </w:tr>
+      <w:tr>
+        <w:tblPrEx>
+          <w:tblBorders>
+            <w:top w:val="single" w:color="auto" w:sz="4" w:space="0"/>
+            <w:left w:val="single" w:color="auto" w:sz="4" w:space="0"/>
+            <w:bottom w:val="single" w:color="auto" w:sz="4" w:space="0"/>
+            <w:right w:val="single" w:color="auto" w:sz="4" w:space="0"/>
+            <w:insideH w:val="single" w:color="auto" w:sz="4" w:space="0"/>
+            <w:insideV w:val="single" w:color="auto" w:sz="4" w:space="0"/>
+          </w:tblBorders>
+          <w:tblCellMar>
+            <w:top w:w="0" w:type="dxa"/>
+            <w:left w:w="108" w:type="dxa"/>
+            <w:bottom w:w="0" w:type="dxa"/>
+            <w:right w:w="108" w:type="dxa"/>
+          </w:tblCellMar>
+        </w:tblPrEx>
+        <w:trPr>
+          <w:trHeight w:val="23" w:hRule="atLeast"/>
+        </w:trPr>
+        <w:tc>
+          <w:tcPr>
+            <w:tcW w:w="816" w:type="dxa"/>
+            <w:vAlign w:val="center"/>
+          </w:tcPr>
+          <w:p>
+            <w:pPr>
+              <w:jc w:val="center"/>
+              <w:rPr>
+                <w:rFonts w:ascii="方正仿宋_GBK" w:hAnsi="方正仿宋_GBK" w:eastAsia="方正仿宋_GBK" w:cs="方正仿宋_GBK"/>
+                <w:sz w:val="28"/>
+                <w:szCs w:val="28"/>
+              </w:rPr>
+            </w:pPr>
+          </w:p>
+        </w:tc>
+        <w:tc>
+          <w:tcPr>
+            <w:tcW w:w="3144" w:type="dxa"/>
+            <w:vAlign w:val="center"/>
+          </w:tcPr>
+          <w:p>
+            <w:pPr>
+              <w:jc w:val="center"/>
+              <w:rPr>
+                <w:rFonts w:ascii="方正仿宋_GBK" w:hAnsi="方正仿宋_GBK" w:eastAsia="方正仿宋_GBK" w:cs="方正仿宋_GBK"/>
+                <w:sz w:val="28"/>
+                <w:szCs w:val="28"/>
+              </w:rPr>
+            </w:pPr>
+          </w:p>
+        </w:tc>
+        <w:tc>
+          <w:tcPr>
+            <w:tcW w:w="4410" w:type="dxa"/>
+            <w:vAlign w:val="center"/>
+          </w:tcPr>
+          <w:p>
+            <w:pPr>
+              <w:jc w:val="center"/>
+              <w:rPr>
+                <w:rFonts w:ascii="方正仿宋_GBK" w:hAnsi="方正仿宋_GBK" w:eastAsia="方正仿宋_GBK" w:cs="方正仿宋_GBK"/>
+                <w:sz w:val="28"/>
+                <w:szCs w:val="28"/>
+              </w:rPr>
+            </w:pPr>
+          </w:p>
+        </w:tc>
+      </w:tr>
+      <w:tr>
+        <w:tblPrEx>
+          <w:tblBorders>
+            <w:top w:val="single" w:color="auto" w:sz="4" w:space="0"/>
+            <w:left w:val="single" w:color="auto" w:sz="4" w:space="0"/>
+            <w:bottom w:val="single" w:color="auto" w:sz="4" w:space="0"/>
+            <w:right w:val="single" w:color="auto" w:sz="4" w:space="0"/>
+            <w:insideH w:val="single" w:color="auto" w:sz="4" w:space="0"/>
+            <w:insideV w:val="single" w:color="auto" w:sz="4" w:space="0"/>
+          </w:tblBorders>
+          <w:tblCellMar>
+            <w:top w:w="0" w:type="dxa"/>
+            <w:left w:w="108" w:type="dxa"/>
+            <w:bottom w:w="0" w:type="dxa"/>
+            <w:right w:w="108" w:type="dxa"/>
+          </w:tblCellMar>
+        </w:tblPrEx>
+        <w:trPr>
+          <w:trHeight w:val="23" w:hRule="atLeast"/>
+        </w:trPr>
+        <w:tc>
+          <w:tcPr>
+            <w:tcW w:w="816" w:type="dxa"/>
+            <w:vAlign w:val="center"/>
+          </w:tcPr>
+          <w:p>
+            <w:pPr>
+              <w:jc w:val="center"/>
+              <w:rPr>
+                <w:rFonts w:ascii="方正仿宋_GBK" w:hAnsi="方正仿宋_GBK" w:eastAsia="方正仿宋_GBK" w:cs="方正仿宋_GBK"/>
+                <w:sz w:val="28"/>
+                <w:szCs w:val="28"/>
+              </w:rPr>
+            </w:pPr>
+          </w:p>
+        </w:tc>
+        <w:tc>
+          <w:tcPr>
+            <w:tcW w:w="3144" w:type="dxa"/>
+            <w:vAlign w:val="center"/>
+          </w:tcPr>
+          <w:p>
+            <w:pPr>
+              <w:jc w:val="center"/>
+              <w:rPr>
+                <w:rFonts w:ascii="方正仿宋_GBK" w:hAnsi="方正仿宋_GBK" w:eastAsia="方正仿宋_GBK" w:cs="方正仿宋_GBK"/>
+                <w:sz w:val="28"/>
+                <w:szCs w:val="28"/>
+              </w:rPr>
+            </w:pPr>
+          </w:p>
+        </w:tc>
+        <w:tc>
+          <w:tcPr>
+            <w:tcW w:w="4410" w:type="dxa"/>
+            <w:vAlign w:val="center"/>
+          </w:tcPr>
+          <w:p>
+            <w:pPr>
+              <w:jc w:val="center"/>
+              <w:rPr>
+                <w:rFonts w:ascii="方正仿宋_GBK" w:hAnsi="方正仿宋_GBK" w:eastAsia="方正仿宋_GBK" w:cs="方正仿宋_GBK"/>
+                <w:sz w:val="28"/>
+                <w:szCs w:val="28"/>
+              </w:rPr>
+            </w:pPr>
+          </w:p>
+        </w:tc>
+      </w:tr>
+      <w:tr>
+        <w:tblPrEx>
+          <w:tblBorders>
+            <w:top w:val="single" w:color="auto" w:sz="4" w:space="0"/>
+            <w:left w:val="single" w:color="auto" w:sz="4" w:space="0"/>
+            <w:bottom w:val="single" w:color="auto" w:sz="4" w:space="0"/>
+            <w:right w:val="single" w:color="auto" w:sz="4" w:space="0"/>
+            <w:insideH w:val="single" w:color="auto" w:sz="4" w:space="0"/>
+            <w:insideV w:val="single" w:color="auto" w:sz="4" w:space="0"/>
+          </w:tblBorders>
+          <w:tblCellMar>
+            <w:top w:w="0" w:type="dxa"/>
+            <w:left w:w="108" w:type="dxa"/>
+            <w:bottom w:w="0" w:type="dxa"/>
+            <w:right w:w="108" w:type="dxa"/>
+          </w:tblCellMar>
+        </w:tblPrEx>
+        <w:trPr>
+          <w:trHeight w:val="23" w:hRule="atLeast"/>
+        </w:trPr>
+        <w:tc>
+          <w:tcPr>
+            <w:tcW w:w="816" w:type="dxa"/>
+            <w:vAlign w:val="center"/>
+          </w:tcPr>
+          <w:p>
+            <w:pPr>
+              <w:jc w:val="center"/>
+              <w:rPr>
+                <w:rFonts w:ascii="方正仿宋_GBK" w:hAnsi="方正仿宋_GBK" w:eastAsia="方正仿宋_GBK" w:cs="方正仿宋_GBK"/>
+                <w:sz w:val="28"/>
+                <w:szCs w:val="28"/>
+              </w:rPr>
+            </w:pPr>
+          </w:p>
+        </w:tc>
+        <w:tc>
+          <w:tcPr>
+            <w:tcW w:w="3144" w:type="dxa"/>
+            <w:vAlign w:val="center"/>
+          </w:tcPr>
+          <w:p>
+            <w:pPr>
+              <w:jc w:val="center"/>
+              <w:rPr>
+                <w:rFonts w:ascii="方正仿宋_GBK" w:hAnsi="方正仿宋_GBK" w:eastAsia="方正仿宋_GBK" w:cs="方正仿宋_GBK"/>
+                <w:sz w:val="28"/>
+                <w:szCs w:val="28"/>
+              </w:rPr>
+            </w:pPr>
+          </w:p>
+        </w:tc>
+        <w:tc>
+          <w:tcPr>
+            <w:tcW w:w="4410" w:type="dxa"/>
+            <w:vAlign w:val="center"/>
+          </w:tcPr>
+          <w:p>
+            <w:pPr>
+              <w:jc w:val="center"/>
+              <w:rPr>
+                <w:rFonts w:ascii="方正仿宋_GBK" w:hAnsi="方正仿宋_GBK" w:eastAsia="方正仿宋_GBK" w:cs="方正仿宋_GBK"/>
+                <w:sz w:val="28"/>
+                <w:szCs w:val="28"/>
+              </w:rPr>
+            </w:pPr>
+          </w:p>
+        </w:tc>
+      </w:tr>
+      <w:tr>
+        <w:tblPrEx>
+          <w:tblBorders>
+            <w:top w:val="single" w:color="auto" w:sz="4" w:space="0"/>
+            <w:left w:val="single" w:color="auto" w:sz="4" w:space="0"/>
+            <w:bottom w:val="single" w:color="auto" w:sz="4" w:space="0"/>
+            <w:right w:val="single" w:color="auto" w:sz="4" w:space="0"/>
+            <w:insideH w:val="single" w:color="auto" w:sz="4" w:space="0"/>
+            <w:insideV w:val="single" w:color="auto" w:sz="4" w:space="0"/>
+          </w:tblBorders>
+          <w:tblCellMar>
+            <w:top w:w="0" w:type="dxa"/>
+            <w:left w:w="108" w:type="dxa"/>
+            <w:bottom w:w="0" w:type="dxa"/>
+            <w:right w:w="108" w:type="dxa"/>
+          </w:tblCellMar>
+        </w:tblPrEx>
+        <w:trPr>
+          <w:trHeight w:val="23" w:hRule="atLeast"/>
+        </w:trPr>
+        <w:tc>
+          <w:tcPr>
+            <w:tcW w:w="816" w:type="dxa"/>
+            <w:vAlign w:val="center"/>
+          </w:tcPr>
+          <w:p>
+            <w:pPr>
+              <w:jc w:val="center"/>
+              <w:rPr>
+                <w:rFonts w:ascii="方正仿宋_GBK" w:hAnsi="方正仿宋_GBK" w:eastAsia="方正仿宋_GBK" w:cs="方正仿宋_GBK"/>
+                <w:sz w:val="28"/>
+                <w:szCs w:val="28"/>
+              </w:rPr>
+            </w:pPr>
+          </w:p>
+        </w:tc>
+        <w:tc>
+          <w:tcPr>
+            <w:tcW w:w="3144" w:type="dxa"/>
+            <w:vAlign w:val="center"/>
+          </w:tcPr>
+          <w:p>
+            <w:pPr>
+              <w:jc w:val="center"/>
+              <w:rPr>
+                <w:rFonts w:ascii="方正仿宋_GBK" w:hAnsi="方正仿宋_GBK" w:eastAsia="方正仿宋_GBK" w:cs="方正仿宋_GBK"/>
+                <w:sz w:val="28"/>
+                <w:szCs w:val="28"/>
+              </w:rPr>
+            </w:pPr>
+          </w:p>
+        </w:tc>
+        <w:tc>
+          <w:tcPr>
+            <w:tcW w:w="4410" w:type="dxa"/>
+            <w:vAlign w:val="center"/>
+          </w:tcPr>
+          <w:p>
+            <w:pPr>
+              <w:jc w:val="center"/>
+              <w:rPr>
+                <w:rFonts w:ascii="方正仿宋_GBK" w:hAnsi="方正仿宋_GBK" w:eastAsia="方正仿宋_GBK" w:cs="方正仿宋_GBK"/>
+                <w:sz w:val="28"/>
+                <w:szCs w:val="28"/>
+              </w:rPr>
+            </w:pPr>
+          </w:p>
+        </w:tc>
+      </w:tr>
     </w:tbl>
     <w:p>
       <w:pPr>
@@ -1158,24 +1314,7 @@
           <w:szCs w:val="28"/>
           <w:lang w:val="en-US" w:eastAsia="zh-CN"/>
         </w:rPr>
-        <w:t>{{</w:t>
-      </w:r>
-      <w:r>
-        <w:rPr>
-          <w:rFonts w:hint="eastAsia" w:ascii="方正仿宋_GBK" w:hAnsi="方正仿宋_GBK" w:eastAsia="方正仿宋_GBK" w:cs="方正仿宋_GBK"/>
-          <w:sz w:val="28"/>
-          <w:szCs w:val="28"/>
-        </w:rPr>
-        <w:t>initiatorName</w:t>
-      </w:r>
-      <w:r>
-        <w:rPr>
-          <w:rFonts w:hint="eastAsia" w:ascii="方正仿宋_GBK" w:hAnsi="方正仿宋_GBK" w:eastAsia="方正仿宋_GBK" w:cs="方正仿宋_GBK"/>
-          <w:sz w:val="28"/>
-          <w:szCs w:val="28"/>
-          <w:lang w:val="en-US" w:eastAsia="zh-CN"/>
-        </w:rPr>
-        <w:t>}}</w:t>
+        <w:t>{{initiatorName}}</w:t>
       </w:r>
       <w:r>
         <w:rPr>
